--- a/backend/templates/GSSG-HR_301-005_Administrative_leave_Form.docx
+++ b/backend/templates/GSSG-HR_301-005_Administrative_leave_Form.docx
@@ -11,10 +11,10 @@
         <w:tblLook w:val="04A0" w:firstRow="1" w:lastRow="0" w:firstColumn="1" w:lastColumn="0" w:noHBand="0" w:noVBand="1"/>
       </w:tblPr>
       <w:tblGrid>
-        <w:gridCol w:w="2864"/>
-        <w:gridCol w:w="2488"/>
-        <w:gridCol w:w="1553"/>
-        <w:gridCol w:w="3361"/>
+        <w:gridCol w:w="2860"/>
+        <w:gridCol w:w="2483"/>
+        <w:gridCol w:w="1552"/>
+        <w:gridCol w:w="3371"/>
       </w:tblGrid>
       <w:tr>
         <w:tc>
@@ -84,7 +84,7 @@
               <w:top w:val="single" w:sz="4" w:space="0" w:color="auto"/>
               <w:left w:val="thinThickSmallGap" w:sz="24" w:space="0" w:color="auto"/>
             </w:tcBorders>
-            <w:shd w:val="clear" w:color="auto" w:fill="8EAADB" w:themeFill="accent1" w:themeFillTint="99"/>
+            <w:shd w:val="clear" w:color="auto" w:fill="D0CECE" w:themeFill="background2" w:themeFillShade="E6"/>
           </w:tcPr>
           <w:p>
             <w:pPr>
@@ -152,7 +152,7 @@
             <w:tcBorders>
               <w:top w:val="single" w:sz="4" w:space="0" w:color="auto"/>
             </w:tcBorders>
-            <w:shd w:val="clear" w:color="auto" w:fill="8EAADB" w:themeFill="accent1" w:themeFillTint="99"/>
+            <w:shd w:val="clear" w:color="auto" w:fill="D0CECE" w:themeFill="background2" w:themeFillShade="E6"/>
           </w:tcPr>
           <w:p>
             <w:pPr>
@@ -235,7 +235,7 @@
               <w:left w:val="thinThickSmallGap" w:sz="24" w:space="0" w:color="auto"/>
               <w:bottom w:val="single" w:sz="4" w:space="0" w:color="auto"/>
             </w:tcBorders>
-            <w:shd w:val="clear" w:color="auto" w:fill="8EAADB" w:themeFill="accent1" w:themeFillTint="99"/>
+            <w:shd w:val="clear" w:color="auto" w:fill="D0CECE" w:themeFill="background2" w:themeFillShade="E6"/>
           </w:tcPr>
           <w:p>
             <w:pPr>
@@ -323,7 +323,7 @@
               <w:left w:val="thinThickSmallGap" w:sz="24" w:space="0" w:color="auto"/>
               <w:bottom w:val="thinThickSmallGap" w:sz="24" w:space="0" w:color="auto"/>
             </w:tcBorders>
-            <w:shd w:val="clear" w:color="auto" w:fill="8EAADB" w:themeFill="accent1" w:themeFillTint="99"/>
+            <w:shd w:val="clear" w:color="auto" w:fill="D0CECE" w:themeFill="background2" w:themeFillShade="E6"/>
           </w:tcPr>
           <w:p>
             <w:pPr>
@@ -401,7 +401,7 @@
             <w:tcBorders>
               <w:bottom w:val="thinThickSmallGap" w:sz="24" w:space="0" w:color="auto"/>
             </w:tcBorders>
-            <w:shd w:val="clear" w:color="auto" w:fill="8EAADB" w:themeFill="accent1" w:themeFillTint="99"/>
+            <w:shd w:val="clear" w:color="auto" w:fill="D0CECE" w:themeFill="background2" w:themeFillShade="E6"/>
           </w:tcPr>
           <w:p>
             <w:pPr>
@@ -561,7 +561,7 @@
               <w:left w:val="thinThickSmallGap" w:sz="24" w:space="0" w:color="auto"/>
               <w:bottom w:val="single" w:sz="4" w:space="0" w:color="auto"/>
             </w:tcBorders>
-            <w:shd w:val="clear" w:color="auto" w:fill="8EAADB" w:themeFill="accent1" w:themeFillTint="99"/>
+            <w:shd w:val="clear" w:color="auto" w:fill="D0CECE" w:themeFill="background2" w:themeFillShade="E6"/>
           </w:tcPr>
           <w:p>
             <w:pPr>
@@ -637,7 +637,7 @@
               <w:left w:val="thinThickSmallGap" w:sz="24" w:space="0" w:color="auto"/>
               <w:bottom w:val="single" w:sz="4" w:space="0" w:color="auto"/>
             </w:tcBorders>
-            <w:shd w:val="clear" w:color="auto" w:fill="8EAADB" w:themeFill="accent1" w:themeFillTint="99"/>
+            <w:shd w:val="clear" w:color="auto" w:fill="D0CECE" w:themeFill="background2" w:themeFillShade="E6"/>
           </w:tcPr>
           <w:p>
             <w:pPr>
@@ -727,7 +727,7 @@
               <w:left w:val="thinThickSmallGap" w:sz="24" w:space="0" w:color="auto"/>
               <w:bottom w:val="thinThickSmallGap" w:sz="24" w:space="0" w:color="auto"/>
             </w:tcBorders>
-            <w:shd w:val="clear" w:color="auto" w:fill="8EAADB" w:themeFill="accent1" w:themeFillTint="99"/>
+            <w:shd w:val="clear" w:color="auto" w:fill="D0CECE" w:themeFill="background2" w:themeFillShade="E6"/>
           </w:tcPr>
           <w:p>
             <w:pPr>
@@ -948,16 +948,6 @@
                 <w:rtl/>
               </w:rPr>
             </w:pPr>
-            <w:r>
-              <w:rPr>
-                <w:rFonts w:cstheme="minorHAnsi" w:hint="cs"/>
-                <w:bCs/>
-                <w:sz w:val="28"/>
-                <w:szCs w:val="28"/>
-                <w:rtl/>
-              </w:rPr>
-              <w:t xml:space="preserve">لا مانع من إجابة الطلب </w:t>
-            </w:r>
           </w:p>
         </w:tc>
       </w:tr>
@@ -973,7 +963,7 @@
               <w:left w:val="thinThickSmallGap" w:sz="24" w:space="0" w:color="auto"/>
               <w:bottom w:val="single" w:sz="4" w:space="0" w:color="auto"/>
             </w:tcBorders>
-            <w:shd w:val="clear" w:color="auto" w:fill="8EAADB" w:themeFill="accent1" w:themeFillTint="99"/>
+            <w:shd w:val="clear" w:color="auto" w:fill="D0CECE" w:themeFill="background2" w:themeFillShade="E6"/>
           </w:tcPr>
           <w:p>
             <w:pPr>
@@ -1049,7 +1039,7 @@
               <w:left w:val="thinThickSmallGap" w:sz="24" w:space="0" w:color="auto"/>
               <w:bottom w:val="thinThickSmallGap" w:sz="24" w:space="0" w:color="auto"/>
             </w:tcBorders>
-            <w:shd w:val="clear" w:color="auto" w:fill="8EAADB" w:themeFill="accent1" w:themeFillTint="99"/>
+            <w:shd w:val="clear" w:color="auto" w:fill="D0CECE" w:themeFill="background2" w:themeFillShade="E6"/>
           </w:tcPr>
           <w:p>
             <w:pPr>
@@ -1196,7 +1186,7 @@
               <w:left w:val="thinThickSmallGap" w:sz="24" w:space="0" w:color="auto"/>
               <w:bottom w:val="single" w:sz="4" w:space="0" w:color="auto"/>
             </w:tcBorders>
-            <w:shd w:val="clear" w:color="auto" w:fill="8EAADB" w:themeFill="accent1" w:themeFillTint="99"/>
+            <w:shd w:val="clear" w:color="auto" w:fill="D0CECE" w:themeFill="background2" w:themeFillShade="E6"/>
           </w:tcPr>
           <w:p>
             <w:pPr>
@@ -1304,7 +1294,7 @@
               <w:left w:val="thinThickSmallGap" w:sz="24" w:space="0" w:color="auto"/>
               <w:bottom w:val="thinThickSmallGap" w:sz="24" w:space="0" w:color="auto"/>
             </w:tcBorders>
-            <w:shd w:val="clear" w:color="auto" w:fill="8EAADB" w:themeFill="accent1" w:themeFillTint="99"/>
+            <w:shd w:val="clear" w:color="auto" w:fill="D0CECE" w:themeFill="background2" w:themeFillShade="E6"/>
           </w:tcPr>
           <w:p>
             <w:pPr>
@@ -1355,14 +1345,6 @@
                 <w:rtl/>
               </w:rPr>
             </w:pPr>
-            <w:r>
-              <w:rPr>
-                <w:rFonts w:cstheme="minorHAnsi"/>
-                <w:bCs/>
-                <w:sz w:val="28"/>
-                <w:szCs w:val="28"/>
-              </w:rPr>
-            </w:r>
           </w:p>
         </w:tc>
       </w:tr>
@@ -1602,7 +1584,6 @@
       <w:r>
         <w:rPr>
           <w:rFonts w:ascii="Arial" w:hAnsi="Arial"/>
-          <w:b w:val="0"/>
           <w:color w:val="000000"/>
           <w:sz w:val="24"/>
         </w:rPr>
@@ -1624,7 +1605,6 @@
       <w:r>
         <w:rPr>
           <w:rFonts w:ascii="Arial" w:hAnsi="Arial"/>
-          <w:b w:val="0"/>
           <w:color w:val="000000"/>
           <w:sz w:val="24"/>
         </w:rPr>
@@ -2908,10 +2888,18 @@
               <w:noProof/>
             </w:rPr>
             <w:drawing>
-              <wp:inline distT="0" distB="0" distL="0" distR="0" wp14:anchorId="012FBB4E" wp14:editId="1F313F1C">
-                <wp:extent cx="1009650" cy="1027520"/>
-                <wp:effectExtent l="0" t="0" r="0" b="1270"/>
-                <wp:docPr id="74" name="Picture 74" descr="Logo&#10;&#10;Description automatically generated"/>
+              <wp:anchor distT="0" distB="0" distL="114300" distR="114300" simplePos="0" relativeHeight="251662336" behindDoc="0" locked="0" layoutInCell="1" allowOverlap="1" wp14:anchorId="75F3AB4E" wp14:editId="6CEB2F06">
+                <wp:simplePos x="0" y="0"/>
+                <wp:positionH relativeFrom="column">
+                  <wp:posOffset>281106</wp:posOffset>
+                </wp:positionH>
+                <wp:positionV relativeFrom="paragraph">
+                  <wp:posOffset>15932</wp:posOffset>
+                </wp:positionV>
+                <wp:extent cx="2259965" cy="753110"/>
+                <wp:effectExtent l="0" t="0" r="6985" b="0"/>
+                <wp:wrapNone/>
+                <wp:docPr id="1779264536" name="Picture 4"/>
                 <wp:cNvGraphicFramePr>
                   <a:graphicFrameLocks xmlns:a="http://schemas.openxmlformats.org/drawingml/2006/main" noChangeAspect="1"/>
                 </wp:cNvGraphicFramePr>
@@ -2919,8 +2907,10 @@
                   <a:graphicData uri="http://schemas.openxmlformats.org/drawingml/2006/picture">
                     <pic:pic xmlns:pic="http://schemas.openxmlformats.org/drawingml/2006/picture">
                       <pic:nvPicPr>
-                        <pic:cNvPr id="1" name="Picture 1" descr="Logo&#10;&#10;Description automatically generated"/>
-                        <pic:cNvPicPr/>
+                        <pic:cNvPr id="0" name="Picture 1"/>
+                        <pic:cNvPicPr>
+                          <a:picLocks noChangeAspect="1" noChangeArrowheads="1"/>
+                        </pic:cNvPicPr>
                       </pic:nvPicPr>
                       <pic:blipFill>
                         <a:blip r:embed="rId1">
@@ -2930,23 +2920,34 @@
                             </a:ext>
                           </a:extLst>
                         </a:blip>
+                        <a:srcRect/>
                         <a:stretch>
                           <a:fillRect/>
                         </a:stretch>
                       </pic:blipFill>
-                      <pic:spPr>
+                      <pic:spPr bwMode="auto">
                         <a:xfrm>
                           <a:off x="0" y="0"/>
-                          <a:ext cx="1023560" cy="1041676"/>
+                          <a:ext cx="2259965" cy="753110"/>
                         </a:xfrm>
                         <a:prstGeom prst="rect">
                           <a:avLst/>
                         </a:prstGeom>
+                        <a:noFill/>
+                        <a:ln>
+                          <a:noFill/>
+                        </a:ln>
                       </pic:spPr>
                     </pic:pic>
                   </a:graphicData>
                 </a:graphic>
-              </wp:inline>
+                <wp14:sizeRelH relativeFrom="margin">
+                  <wp14:pctWidth>0</wp14:pctWidth>
+                </wp14:sizeRelH>
+                <wp14:sizeRelV relativeFrom="margin">
+                  <wp14:pctHeight>0</wp14:pctHeight>
+                </wp14:sizeRelV>
+              </wp:anchor>
             </w:drawing>
           </w:r>
         </w:p>
@@ -2968,59 +2969,6 @@
             </w:tabs>
             <w:jc w:val="center"/>
           </w:pPr>
-          <w:r>
-            <w:rPr>
-              <w:noProof/>
-            </w:rPr>
-            <w:drawing>
-              <wp:inline distT="0" distB="0" distL="0" distR="0" wp14:anchorId="3F4EC940" wp14:editId="4C8B6471">
-                <wp:extent cx="1152525" cy="771525"/>
-                <wp:effectExtent l="0" t="0" r="9525" b="9525"/>
-                <wp:docPr id="9" name="Picture 9"/>
-                <wp:cNvGraphicFramePr>
-                  <a:graphicFrameLocks xmlns:a="http://schemas.openxmlformats.org/drawingml/2006/main" noChangeAspect="1"/>
-                </wp:cNvGraphicFramePr>
-                <a:graphic xmlns:a="http://schemas.openxmlformats.org/drawingml/2006/main">
-                  <a:graphicData uri="http://schemas.openxmlformats.org/drawingml/2006/picture">
-                    <pic:pic xmlns:pic="http://schemas.openxmlformats.org/drawingml/2006/picture">
-                      <pic:nvPicPr>
-                        <pic:cNvPr id="0" name="Picture 75"/>
-                        <pic:cNvPicPr>
-                          <a:picLocks noChangeAspect="1" noChangeArrowheads="1"/>
-                        </pic:cNvPicPr>
-                      </pic:nvPicPr>
-                      <pic:blipFill>
-                        <a:blip r:embed="rId2">
-                          <a:extLst>
-                            <a:ext uri="{28A0092B-C50C-407E-A947-70E740481C1C}">
-                              <a14:useLocalDpi xmlns:a14="http://schemas.microsoft.com/office/drawing/2010/main" val="0"/>
-                            </a:ext>
-                          </a:extLst>
-                        </a:blip>
-                        <a:srcRect/>
-                        <a:stretch>
-                          <a:fillRect/>
-                        </a:stretch>
-                      </pic:blipFill>
-                      <pic:spPr bwMode="auto">
-                        <a:xfrm>
-                          <a:off x="0" y="0"/>
-                          <a:ext cx="1152525" cy="771525"/>
-                        </a:xfrm>
-                        <a:prstGeom prst="rect">
-                          <a:avLst/>
-                        </a:prstGeom>
-                        <a:noFill/>
-                        <a:ln>
-                          <a:noFill/>
-                        </a:ln>
-                      </pic:spPr>
-                    </pic:pic>
-                  </a:graphicData>
-                </a:graphic>
-              </wp:inline>
-            </w:drawing>
-          </w:r>
         </w:p>
       </w:tc>
       <w:tc>
@@ -3040,7 +2988,7 @@
             </w:tabs>
             <w:jc w:val="center"/>
             <w:rPr>
-              <w:rFonts w:ascii="Tahoma" w:hAnsi="Tahoma" w:cs="Tahoma"/>
+              <w:rFonts w:cstheme="minorHAnsi"/>
               <w:b/>
               <w:bCs/>
               <w:color w:val="323E4F" w:themeColor="text2" w:themeShade="BF"/>
@@ -3051,7 +2999,7 @@
           </w:pPr>
           <w:r>
             <w:rPr>
-              <w:rFonts w:ascii="Tahoma" w:hAnsi="Tahoma" w:cs="Tahoma"/>
+              <w:rFonts w:cstheme="minorHAnsi"/>
               <w:b/>
               <w:bCs/>
               <w:color w:val="323E4F" w:themeColor="text2" w:themeShade="BF"/>
@@ -3089,8 +3037,8 @@
               <w:b/>
               <w:bCs/>
               <w:color w:val="B5031C"/>
-              <w:sz w:val="36"/>
-              <w:szCs w:val="36"/>
+              <w:sz w:val="28"/>
+              <w:szCs w:val="28"/>
             </w:rPr>
             <w:t>GLOBAL SECURITY SERVICES GROUP</w:t>
           </w:r>
